--- a/backend-exhibits/Egnyte to Google MyDrive Advanced Plan - Advanced Not Include.docx
+++ b/backend-exhibits/Egnyte to Google MyDrive Advanced Plan - Advanced Not Include.docx
@@ -51,7 +51,7 @@
             </w:pPr>
             <w:r>
               <w:rPr>
-                <w:rFonts w:ascii="Arial" w:eastAsia="Arial" w:hAnsi="Arial" w:cs="Arial"/>
+                <w:rFonts w:ascii="Arial" w:hAnsi="Arial" w:cs="Arial" w:eastAsia="Arial"/>
                 <w:b/>
                 <w:sz w:val="21"/>
                 <w:szCs w:val="21"/>
@@ -85,7 +85,7 @@
             </w:pPr>
             <w:r>
               <w:rPr>
-                <w:rFonts w:ascii="Arial" w:eastAsia="Arial" w:hAnsi="Arial" w:cs="Arial"/>
+                <w:rFonts w:ascii="Arial" w:hAnsi="Arial" w:cs="Arial" w:eastAsia="Arial"/>
                 <w:b/>
                 <w:sz w:val="21"/>
                 <w:szCs w:val="21"/>
@@ -113,7 +113,7 @@
             </w:pPr>
             <w:r>
               <w:rPr>
-                <w:rFonts w:ascii="Arial" w:eastAsia="Arial" w:hAnsi="Arial" w:cs="Arial"/>
+                <w:rFonts w:ascii="Arial" w:hAnsi="Arial" w:cs="Arial" w:eastAsia="Arial"/>
                 <w:sz w:val="21"/>
                 <w:szCs w:val="21"/>
               </w:rPr>
@@ -147,7 +147,7 @@
             </w:pPr>
             <w:r>
               <w:rPr>
-                <w:rFonts w:ascii="Arial" w:eastAsia="Arial" w:hAnsi="Arial" w:cs="Arial"/>
+                <w:rFonts w:ascii="Arial" w:hAnsi="Arial" w:cs="Arial" w:eastAsia="Arial"/>
                 <w:b/>
                 <w:sz w:val="21"/>
                 <w:szCs w:val="21"/>
@@ -176,7 +176,7 @@
             <w:proofErr w:type="spellStart"/>
             <w:r>
               <w:rPr>
-                <w:rFonts w:ascii="Arial" w:eastAsia="Arial" w:hAnsi="Arial" w:cs="Arial"/>
+                <w:rFonts w:ascii="Arial" w:hAnsi="Arial" w:cs="Arial" w:eastAsia="Arial"/>
                 <w:sz w:val="21"/>
                 <w:szCs w:val="21"/>
               </w:rPr>
@@ -185,7 +185,7 @@
             <w:proofErr w:type="spellEnd"/>
             <w:r>
               <w:rPr>
-                <w:rFonts w:ascii="Arial" w:eastAsia="Arial" w:hAnsi="Arial" w:cs="Arial"/>
+                <w:rFonts w:ascii="Arial" w:hAnsi="Arial" w:cs="Arial" w:eastAsia="Arial"/>
                 <w:sz w:val="21"/>
                 <w:szCs w:val="21"/>
               </w:rPr>
@@ -218,7 +218,7 @@
             </w:pPr>
             <w:r>
               <w:rPr>
-                <w:rFonts w:ascii="Arial" w:eastAsia="Arial" w:hAnsi="Arial" w:cs="Arial"/>
+                <w:rFonts w:ascii="Arial" w:hAnsi="Arial" w:cs="Arial" w:eastAsia="Arial"/>
                 <w:b/>
                 <w:sz w:val="21"/>
                 <w:szCs w:val="21"/>
@@ -247,7 +247,7 @@
             <w:proofErr w:type="spellStart"/>
             <w:r>
               <w:rPr>
-                <w:rFonts w:ascii="Arial" w:eastAsia="Arial" w:hAnsi="Arial" w:cs="Arial"/>
+                <w:rFonts w:ascii="Arial" w:hAnsi="Arial" w:cs="Arial" w:eastAsia="Arial"/>
                 <w:sz w:val="21"/>
                 <w:szCs w:val="21"/>
               </w:rPr>
@@ -256,7 +256,7 @@
             <w:proofErr w:type="spellEnd"/>
             <w:r>
               <w:rPr>
-                <w:rFonts w:ascii="Arial" w:eastAsia="Arial" w:hAnsi="Arial" w:cs="Arial"/>
+                <w:rFonts w:ascii="Arial" w:hAnsi="Arial" w:cs="Arial" w:eastAsia="Arial"/>
                 <w:sz w:val="21"/>
                 <w:szCs w:val="21"/>
               </w:rPr>
@@ -289,7 +289,7 @@
             </w:pPr>
             <w:r>
               <w:rPr>
-                <w:rFonts w:ascii="Arial" w:eastAsia="Arial" w:hAnsi="Arial" w:cs="Arial"/>
+                <w:rFonts w:ascii="Arial" w:hAnsi="Arial" w:cs="Arial" w:eastAsia="Arial"/>
                 <w:b/>
                 <w:sz w:val="21"/>
                 <w:szCs w:val="21"/>
@@ -318,7 +318,7 @@
             <w:proofErr w:type="spellStart"/>
             <w:r>
               <w:rPr>
-                <w:rFonts w:ascii="Arial" w:eastAsia="Arial" w:hAnsi="Arial" w:cs="Arial"/>
+                <w:rFonts w:ascii="Arial" w:hAnsi="Arial" w:cs="Arial" w:eastAsia="Arial"/>
                 <w:sz w:val="21"/>
                 <w:szCs w:val="21"/>
               </w:rPr>
@@ -327,7 +327,7 @@
             <w:proofErr w:type="spellEnd"/>
             <w:r>
               <w:rPr>
-                <w:rFonts w:ascii="Arial" w:eastAsia="Arial" w:hAnsi="Arial" w:cs="Arial"/>
+                <w:rFonts w:ascii="Arial" w:hAnsi="Arial" w:cs="Arial" w:eastAsia="Arial"/>
                 <w:sz w:val="21"/>
                 <w:szCs w:val="21"/>
               </w:rPr>
@@ -360,7 +360,7 @@
             </w:pPr>
             <w:r>
               <w:rPr>
-                <w:rFonts w:ascii="Arial" w:eastAsia="Arial" w:hAnsi="Arial" w:cs="Arial"/>
+                <w:rFonts w:ascii="Arial" w:hAnsi="Arial" w:cs="Arial" w:eastAsia="Arial"/>
                 <w:b/>
                 <w:sz w:val="21"/>
                 <w:szCs w:val="21"/>
@@ -389,7 +389,7 @@
             <w:proofErr w:type="spellStart"/>
             <w:r>
               <w:rPr>
-                <w:rFonts w:ascii="Arial" w:eastAsia="Arial" w:hAnsi="Arial" w:cs="Arial"/>
+                <w:rFonts w:ascii="Arial" w:hAnsi="Arial" w:cs="Arial" w:eastAsia="Arial"/>
                 <w:sz w:val="21"/>
                 <w:szCs w:val="21"/>
               </w:rPr>
@@ -398,7 +398,7 @@
             <w:proofErr w:type="spellEnd"/>
             <w:r>
               <w:rPr>
-                <w:rFonts w:ascii="Arial" w:eastAsia="Arial" w:hAnsi="Arial" w:cs="Arial"/>
+                <w:rFonts w:ascii="Arial" w:hAnsi="Arial" w:cs="Arial" w:eastAsia="Arial"/>
                 <w:sz w:val="21"/>
                 <w:szCs w:val="21"/>
               </w:rPr>
@@ -431,7 +431,7 @@
             </w:pPr>
             <w:r>
               <w:rPr>
-                <w:rFonts w:ascii="Arial" w:eastAsia="Arial" w:hAnsi="Arial" w:cs="Arial"/>
+                <w:rFonts w:ascii="Arial" w:hAnsi="Arial" w:cs="Arial" w:eastAsia="Arial"/>
                 <w:b/>
                 <w:sz w:val="21"/>
                 <w:szCs w:val="21"/>
@@ -460,7 +460,7 @@
             <w:proofErr w:type="spellStart"/>
             <w:r>
               <w:rPr>
-                <w:rFonts w:ascii="Arial" w:eastAsia="Arial" w:hAnsi="Arial" w:cs="Arial"/>
+                <w:rFonts w:ascii="Arial" w:hAnsi="Arial" w:cs="Arial" w:eastAsia="Arial"/>
                 <w:sz w:val="21"/>
                 <w:szCs w:val="21"/>
               </w:rPr>
@@ -469,7 +469,7 @@
             <w:proofErr w:type="spellEnd"/>
             <w:r>
               <w:rPr>
-                <w:rFonts w:ascii="Arial" w:eastAsia="Arial" w:hAnsi="Arial" w:cs="Arial"/>
+                <w:rFonts w:ascii="Arial" w:hAnsi="Arial" w:cs="Arial" w:eastAsia="Arial"/>
                 <w:sz w:val="21"/>
                 <w:szCs w:val="21"/>
               </w:rPr>
@@ -478,7 +478,7 @@
             <w:proofErr w:type="gramStart"/>
             <w:r>
               <w:rPr>
-                <w:rFonts w:ascii="Arial" w:eastAsia="Arial" w:hAnsi="Arial" w:cs="Arial"/>
+                <w:rFonts w:ascii="Arial" w:hAnsi="Arial" w:cs="Arial" w:eastAsia="Arial"/>
                 <w:sz w:val="21"/>
                 <w:szCs w:val="21"/>
               </w:rPr>
@@ -487,7 +487,7 @@
             <w:proofErr w:type="gramEnd"/>
             <w:r>
               <w:rPr>
-                <w:rFonts w:ascii="Arial" w:eastAsia="Arial" w:hAnsi="Arial" w:cs="Arial"/>
+                <w:rFonts w:ascii="Arial" w:hAnsi="Arial" w:cs="Arial" w:eastAsia="Arial"/>
                 <w:sz w:val="21"/>
                 <w:szCs w:val="21"/>
               </w:rPr>
@@ -520,7 +520,7 @@
             </w:pPr>
             <w:r>
               <w:rPr>
-                <w:rFonts w:ascii="Arial" w:eastAsia="Arial" w:hAnsi="Arial" w:cs="Arial"/>
+                <w:rFonts w:ascii="Arial" w:hAnsi="Arial" w:cs="Arial" w:eastAsia="Arial"/>
                 <w:b/>
                 <w:sz w:val="21"/>
                 <w:szCs w:val="21"/>
@@ -548,7 +548,7 @@
             </w:pPr>
             <w:r>
               <w:rPr>
-                <w:rFonts w:ascii="Arial" w:eastAsia="Arial" w:hAnsi="Arial" w:cs="Arial"/>
+                <w:rFonts w:ascii="Arial" w:hAnsi="Arial" w:cs="Arial" w:eastAsia="Arial"/>
                 <w:sz w:val="21"/>
                 <w:szCs w:val="21"/>
               </w:rPr>
@@ -573,10 +573,10 @@
   <w:docDefaults>
     <w:rPrDefault>
       <w:rPr>
-        <w:rFonts w:asciiTheme="minorHAnsi" w:eastAsiaTheme="minorEastAsia" w:hAnsiTheme="minorHAnsi" w:cstheme="minorBidi"/>
+        <w:rFonts w:ascii="Arial" w:hAnsi="Arial" w:cs="Arial" w:eastAsia="Arial"/>
         <w:kern w:val="2"/>
-        <w:sz w:val="24"/>
-        <w:szCs w:val="24"/>
+        <w:sz w:val="21"/>
+        <w:szCs w:val="21"/>
         <w:lang w:val="en-IN" w:eastAsia="en-IN" w:bidi="ar-SA"/>
         <w14:ligatures w14:val="standardContextual"/>
       </w:rPr>
@@ -972,9 +972,9 @@
       <w:spacing w:line="259" w:lineRule="auto"/>
     </w:pPr>
     <w:rPr>
-      <w:rFonts w:ascii="Calibri" w:eastAsia="Calibri" w:hAnsi="Calibri" w:cs="Calibri"/>
+      <w:rFonts w:ascii="Arial" w:hAnsi="Arial" w:cs="Arial" w:eastAsia="Arial"/>
       <w:color w:val="000000"/>
-      <w:sz w:val="22"/>
+      <w:sz w:val="21"/>
     </w:rPr>
   </w:style>
   <w:style w:type="character" w:default="1" w:styleId="DefaultParagraphFont">
